--- a/docs/final/evaluation-checklist.docx
+++ b/docs/final/evaluation-checklist.docx
@@ -1,6 +1,6 @@
 
 <file path=word/document.xml><?xml version="1.0" encoding="utf-8"?>
-<w:document xmlns:wpc="http://schemas.microsoft.com/office/word/2010/wordprocessingCanvas" xmlns:cx="http://schemas.microsoft.com/office/drawing/2014/chartex" xmlns:cx1="http://schemas.microsoft.com/office/drawing/2015/9/8/chartex" xmlns:cx2="http://schemas.microsoft.com/office/drawing/2015/10/21/chartex" xmlns:cx3="http://schemas.microsoft.com/office/drawing/2016/5/9/chartex" xmlns:cx4="http://schemas.microsoft.com/office/drawing/2016/5/10/chartex" xmlns:cx5="http://schemas.microsoft.com/office/drawing/2016/5/11/chartex" xmlns:cx6="http://schemas.microsoft.com/office/drawing/2016/5/12/chartex" xmlns:cx7="http://schemas.microsoft.com/office/drawing/2016/5/13/chartex" xmlns:cx8="http://schemas.microsoft.com/office/drawing/2016/5/14/chartex" xmlns:mc="http://schemas.openxmlformats.org/markup-compatibility/2006" xmlns:aink="http://schemas.microsoft.com/office/drawing/2016/ink" xmlns:am3d="http://schemas.microsoft.com/office/drawing/2017/model3d" xmlns:o="urn:schemas-microsoft-com:office:office" xmlns:oel="http://schemas.microsoft.com/office/2019/extlst" xmlns:r="http://schemas.openxmlformats.org/officeDocument/2006/relationships" xmlns:m="http://schemas.openxmlformats.org/officeDocument/2006/math" xmlns:v="urn:schemas-microsoft-com:vml" xmlns:wp14="http://schemas.microsoft.com/office/word/2010/wordprocessingDrawing" xmlns:wp="http://schemas.openxmlformats.org/drawingml/2006/wordprocessingDrawing" xmlns:w10="urn:schemas-microsoft-com:office:word" xmlns:w="http://schemas.openxmlformats.org/wordprocessingml/2006/main" xmlns:w14="http://schemas.microsoft.com/office/word/2010/wordml" xmlns:w15="http://schemas.microsoft.com/office/word/2012/wordml" xmlns:w16cex="http://schemas.microsoft.com/office/word/2018/wordml/cex" xmlns:w16cid="http://schemas.microsoft.com/office/word/2016/wordml/cid" xmlns:w16="http://schemas.microsoft.com/office/word/2018/wordml" xmlns:w16sdtdh="http://schemas.microsoft.com/office/word/2020/wordml/sdtdatahash" xmlns:w16se="http://schemas.microsoft.com/office/word/2015/wordml/symex" xmlns:wpg="http://schemas.microsoft.com/office/word/2010/wordprocessingGroup" xmlns:wpi="http://schemas.microsoft.com/office/word/2010/wordprocessingInk" xmlns:wne="http://schemas.microsoft.com/office/word/2006/wordml" xmlns:wps="http://schemas.microsoft.com/office/word/2010/wordprocessingShape" mc:Ignorable="w14 w15 w16se w16cid w16 w16cex w16sdtdh wp14">
+<w:document xmlns:wpc="http://schemas.microsoft.com/office/word/2010/wordprocessingCanvas" xmlns:cx="http://schemas.microsoft.com/office/drawing/2014/chartex" xmlns:cx1="http://schemas.microsoft.com/office/drawing/2015/9/8/chartex" xmlns:cx2="http://schemas.microsoft.com/office/drawing/2015/10/21/chartex" xmlns:cx3="http://schemas.microsoft.com/office/drawing/2016/5/9/chartex" xmlns:cx4="http://schemas.microsoft.com/office/drawing/2016/5/10/chartex" xmlns:cx5="http://schemas.microsoft.com/office/drawing/2016/5/11/chartex" xmlns:cx6="http://schemas.microsoft.com/office/drawing/2016/5/12/chartex" xmlns:cx7="http://schemas.microsoft.com/office/drawing/2016/5/13/chartex" xmlns:cx8="http://schemas.microsoft.com/office/drawing/2016/5/14/chartex" xmlns:mc="http://schemas.openxmlformats.org/markup-compatibility/2006" xmlns:aink="http://schemas.microsoft.com/office/drawing/2016/ink" xmlns:am3d="http://schemas.microsoft.com/office/drawing/2017/model3d" xmlns:o="urn:schemas-microsoft-com:office:office" xmlns:oel="http://schemas.microsoft.com/office/2019/extlst" xmlns:r="http://schemas.openxmlformats.org/officeDocument/2006/relationships" xmlns:m="http://schemas.openxmlformats.org/officeDocument/2006/math" xmlns:v="urn:schemas-microsoft-com:vml" xmlns:wp14="http://schemas.microsoft.com/office/word/2010/wordprocessingDrawing" xmlns:wp="http://schemas.openxmlformats.org/drawingml/2006/wordprocessingDrawing" xmlns:w10="urn:schemas-microsoft-com:office:word" xmlns:w="http://schemas.openxmlformats.org/wordprocessingml/2006/main" xmlns:w14="http://schemas.microsoft.com/office/word/2010/wordml" xmlns:w15="http://schemas.microsoft.com/office/word/2012/wordml" xmlns:w16cex="http://schemas.microsoft.com/office/word/2018/wordml/cex" xmlns:w16cid="http://schemas.microsoft.com/office/word/2016/wordml/cid" xmlns:w16="http://schemas.microsoft.com/office/word/2018/wordml" xmlns:w16du="http://schemas.microsoft.com/office/word/2023/wordml/word16du" xmlns:w16sdtdh="http://schemas.microsoft.com/office/word/2020/wordml/sdtdatahash" xmlns:w16sdtfl="http://schemas.microsoft.com/office/word/2024/wordml/sdtformatlock" xmlns:w16se="http://schemas.microsoft.com/office/word/2015/wordml/symex" xmlns:wpg="http://schemas.microsoft.com/office/word/2010/wordprocessingGroup" xmlns:wpi="http://schemas.microsoft.com/office/word/2010/wordprocessingInk" xmlns:wne="http://schemas.microsoft.com/office/word/2006/wordml" xmlns:wps="http://schemas.microsoft.com/office/word/2010/wordprocessingShape" mc:Ignorable="w14 w15 w16se w16cid w16 w16cex w16sdtdh w16sdtfl w16du wp14">
   <w:body>
     <w:p>
       <w:pPr>
@@ -39,21 +39,16 @@
         </w:numPr>
       </w:pPr>
       <w:r>
-        <w:t>Autor</w:t>
-      </w:r>
-      <w:r>
-        <w:t>(</w:t>
-      </w:r>
-      <w:proofErr w:type="spellStart"/>
-      <w:r>
-        <w:t>ka</w:t>
-      </w:r>
-      <w:proofErr w:type="spellEnd"/>
-      <w:r>
-        <w:t>)</w:t>
+        <w:t>Auto</w:t>
+      </w:r>
+      <w:r>
+        <w:t>ři</w:t>
       </w:r>
       <w:r>
         <w:t xml:space="preserve"> semestrálního projektu: </w:t>
+      </w:r>
+      <w:r>
+        <w:t>Jaroslav Němec (nemecja2), Radim Janeček (janecra1)</w:t>
       </w:r>
     </w:p>
     <w:p>
@@ -97,7 +92,19 @@
         <w:rPr>
           <w:rFonts w:ascii="Comenia Sans" w:hAnsi="Comenia Sans"/>
         </w:rPr>
-        <w:t xml:space="preserve">[ ] </w:t>
+        <w:t xml:space="preserve">[ </w:t>
+      </w:r>
+      <w:r>
+        <w:rPr>
+          <w:rFonts w:ascii="Comenia Sans" w:hAnsi="Comenia Sans"/>
+        </w:rPr>
+        <w:t>X</w:t>
+      </w:r>
+      <w:r>
+        <w:rPr>
+          <w:rFonts w:ascii="Comenia Sans" w:hAnsi="Comenia Sans"/>
+        </w:rPr>
+        <w:t xml:space="preserve">] </w:t>
       </w:r>
       <w:r>
         <w:rPr>
@@ -117,7 +124,19 @@
         <w:rPr>
           <w:rFonts w:ascii="Comenia Sans" w:hAnsi="Comenia Sans"/>
         </w:rPr>
-        <w:t>[ ]</w:t>
+        <w:t xml:space="preserve">[ </w:t>
+      </w:r>
+      <w:r>
+        <w:rPr>
+          <w:rFonts w:ascii="Comenia Sans" w:hAnsi="Comenia Sans"/>
+        </w:rPr>
+        <w:t>X</w:t>
+      </w:r>
+      <w:r>
+        <w:rPr>
+          <w:rFonts w:ascii="Comenia Sans" w:hAnsi="Comenia Sans"/>
+        </w:rPr>
+        <w:t>]</w:t>
       </w:r>
       <w:r>
         <w:rPr>
@@ -137,7 +156,19 @@
         <w:rPr>
           <w:rFonts w:ascii="Comenia Sans" w:hAnsi="Comenia Sans"/>
         </w:rPr>
-        <w:t>[ ]</w:t>
+        <w:t>[</w:t>
+      </w:r>
+      <w:r>
+        <w:rPr>
+          <w:rFonts w:ascii="Comenia Sans" w:hAnsi="Comenia Sans"/>
+        </w:rPr>
+        <w:t>X</w:t>
+      </w:r>
+      <w:r>
+        <w:rPr>
+          <w:rFonts w:ascii="Comenia Sans" w:hAnsi="Comenia Sans"/>
+        </w:rPr>
+        <w:t xml:space="preserve"> ]</w:t>
       </w:r>
       <w:r>
         <w:rPr>
@@ -157,7 +188,19 @@
         <w:rPr>
           <w:rFonts w:ascii="Comenia Sans" w:hAnsi="Comenia Sans"/>
         </w:rPr>
-        <w:t>[ ]</w:t>
+        <w:t>[</w:t>
+      </w:r>
+      <w:r>
+        <w:rPr>
+          <w:rFonts w:ascii="Comenia Sans" w:hAnsi="Comenia Sans"/>
+        </w:rPr>
+        <w:t>X</w:t>
+      </w:r>
+      <w:r>
+        <w:rPr>
+          <w:rFonts w:ascii="Comenia Sans" w:hAnsi="Comenia Sans"/>
+        </w:rPr>
+        <w:t xml:space="preserve"> ]</w:t>
       </w:r>
       <w:r>
         <w:rPr>
@@ -177,7 +220,19 @@
         <w:rPr>
           <w:rFonts w:ascii="Comenia Sans" w:hAnsi="Comenia Sans"/>
         </w:rPr>
-        <w:t>[ ]</w:t>
+        <w:t>[</w:t>
+      </w:r>
+      <w:r>
+        <w:rPr>
+          <w:rFonts w:ascii="Comenia Sans" w:hAnsi="Comenia Sans"/>
+        </w:rPr>
+        <w:t>X</w:t>
+      </w:r>
+      <w:r>
+        <w:rPr>
+          <w:rFonts w:ascii="Comenia Sans" w:hAnsi="Comenia Sans"/>
+        </w:rPr>
+        <w:t xml:space="preserve"> ]</w:t>
       </w:r>
       <w:r>
         <w:rPr>
@@ -197,7 +252,19 @@
         <w:rPr>
           <w:rFonts w:ascii="Comenia Sans" w:hAnsi="Comenia Sans"/>
         </w:rPr>
-        <w:t>[ ]</w:t>
+        <w:t>[</w:t>
+      </w:r>
+      <w:r>
+        <w:rPr>
+          <w:rFonts w:ascii="Comenia Sans" w:hAnsi="Comenia Sans"/>
+        </w:rPr>
+        <w:t>X</w:t>
+      </w:r>
+      <w:r>
+        <w:rPr>
+          <w:rFonts w:ascii="Comenia Sans" w:hAnsi="Comenia Sans"/>
+        </w:rPr>
+        <w:t xml:space="preserve"> ]</w:t>
       </w:r>
       <w:r>
         <w:rPr>
@@ -228,7 +295,7 @@
           <w:sz w:val="24"/>
           <w:szCs w:val="24"/>
         </w:rPr>
-        <w:t>☐</w:t>
+        <w:t>[X]</w:t>
       </w:r>
       <w:r>
         <w:rPr>
@@ -240,27 +307,27 @@
       </w:r>
       <w:r>
         <w:rPr>
+          <w:rFonts w:ascii="Calibri" w:hAnsi="Calibri" w:cs="Calibri"/>
+          <w:sz w:val="24"/>
+          <w:szCs w:val="24"/>
+        </w:rPr>
+        <w:t>[]</w:t>
+      </w:r>
+      <w:r>
+        <w:rPr>
+          <w:rFonts w:ascii="Comenia Sans" w:hAnsi="Comenia Sans"/>
+          <w:sz w:val="24"/>
+          <w:szCs w:val="24"/>
+        </w:rPr>
+        <w:t xml:space="preserve"> 10 </w:t>
+      </w:r>
+      <w:r>
+        <w:rPr>
           <w:rFonts w:ascii="Segoe UI Symbol" w:hAnsi="Segoe UI Symbol" w:cs="Segoe UI Symbol"/>
           <w:sz w:val="24"/>
           <w:szCs w:val="24"/>
         </w:rPr>
-        <w:t>☐</w:t>
-      </w:r>
-      <w:r>
-        <w:rPr>
-          <w:rFonts w:ascii="Comenia Sans" w:hAnsi="Comenia Sans"/>
-          <w:sz w:val="24"/>
-          <w:szCs w:val="24"/>
-        </w:rPr>
-        <w:t xml:space="preserve"> 10 </w:t>
-      </w:r>
-      <w:r>
-        <w:rPr>
-          <w:rFonts w:ascii="Segoe UI Symbol" w:hAnsi="Segoe UI Symbol" w:cs="Segoe UI Symbol"/>
-          <w:sz w:val="24"/>
-          <w:szCs w:val="24"/>
-        </w:rPr>
-        <w:t>☐</w:t>
+        <w:t>[]</w:t>
       </w:r>
       <w:r>
         <w:rPr>
@@ -272,19 +339,19 @@
       </w:r>
       <w:r>
         <w:rPr>
-          <w:rFonts w:ascii="Segoe UI Symbol" w:hAnsi="Segoe UI Symbol" w:cs="Segoe UI Symbol"/>
-          <w:sz w:val="24"/>
-          <w:szCs w:val="24"/>
-        </w:rPr>
-        <w:t>☐</w:t>
-      </w:r>
-      <w:r>
-        <w:rPr>
-          <w:rFonts w:ascii="Comenia Sans" w:hAnsi="Comenia Sans"/>
-          <w:sz w:val="24"/>
-          <w:szCs w:val="24"/>
-        </w:rPr>
-        <w:t xml:space="preserve"> 0</w:t>
+          <w:rFonts w:ascii="Comenia Sans" w:hAnsi="Comenia Sans"/>
+          <w:sz w:val="24"/>
+          <w:szCs w:val="24"/>
+        </w:rPr>
+        <w:t xml:space="preserve">[] </w:t>
+      </w:r>
+      <w:r>
+        <w:rPr>
+          <w:rFonts w:ascii="Comenia Sans" w:hAnsi="Comenia Sans"/>
+          <w:sz w:val="24"/>
+          <w:szCs w:val="24"/>
+        </w:rPr>
+        <w:t>0</w:t>
       </w:r>
     </w:p>
     <w:p>
@@ -299,15 +366,7 @@
         <w:t xml:space="preserve">1.2 </w:t>
       </w:r>
       <w:r>
-        <w:t xml:space="preserve">Řízení změn stavu pomocí akcí a </w:t>
-      </w:r>
-      <w:proofErr w:type="spellStart"/>
-      <w:r>
-        <w:t>dispatcheru</w:t>
-      </w:r>
-      <w:proofErr w:type="spellEnd"/>
-      <w:r>
-        <w:t xml:space="preserve"> </w:t>
+        <w:t xml:space="preserve">Řízení změn stavu pomocí akcí a dispatcheru </w:t>
       </w:r>
       <w:r>
         <w:t>(0–15 b)</w:t>
@@ -324,7 +383,19 @@
         <w:rPr>
           <w:rFonts w:ascii="Comenia Sans" w:hAnsi="Comenia Sans"/>
         </w:rPr>
-        <w:t xml:space="preserve">[ ] </w:t>
+        <w:t>[</w:t>
+      </w:r>
+      <w:r>
+        <w:rPr>
+          <w:rFonts w:ascii="Comenia Sans" w:hAnsi="Comenia Sans"/>
+        </w:rPr>
+        <w:t>X</w:t>
+      </w:r>
+      <w:r>
+        <w:rPr>
+          <w:rFonts w:ascii="Comenia Sans" w:hAnsi="Comenia Sans"/>
+        </w:rPr>
+        <w:t xml:space="preserve"> ] </w:t>
       </w:r>
       <w:r>
         <w:rPr>
@@ -344,27 +415,25 @@
         <w:rPr>
           <w:rFonts w:ascii="Comenia Sans" w:hAnsi="Comenia Sans"/>
         </w:rPr>
-        <w:t>[ ]</w:t>
-      </w:r>
-      <w:r>
-        <w:rPr>
-          <w:rFonts w:ascii="Comenia Sans" w:hAnsi="Comenia Sans"/>
-        </w:rPr>
-        <w:t xml:space="preserve"> Akce popisují záměr, nikoli technickou událost (klik, </w:t>
-      </w:r>
-      <w:proofErr w:type="spellStart"/>
-      <w:r>
-        <w:rPr>
-          <w:rFonts w:ascii="Comenia Sans" w:hAnsi="Comenia Sans"/>
-        </w:rPr>
-        <w:t>submit</w:t>
-      </w:r>
-      <w:proofErr w:type="spellEnd"/>
-      <w:r>
-        <w:rPr>
-          <w:rFonts w:ascii="Comenia Sans" w:hAnsi="Comenia Sans"/>
-        </w:rPr>
-        <w:t xml:space="preserve"> apod.)</w:t>
+        <w:t>[</w:t>
+      </w:r>
+      <w:r>
+        <w:rPr>
+          <w:rFonts w:ascii="Comenia Sans" w:hAnsi="Comenia Sans"/>
+        </w:rPr>
+        <w:t>X</w:t>
+      </w:r>
+      <w:r>
+        <w:rPr>
+          <w:rFonts w:ascii="Comenia Sans" w:hAnsi="Comenia Sans"/>
+        </w:rPr>
+        <w:t xml:space="preserve"> ]</w:t>
+      </w:r>
+      <w:r>
+        <w:rPr>
+          <w:rFonts w:ascii="Comenia Sans" w:hAnsi="Comenia Sans"/>
+        </w:rPr>
+        <w:t xml:space="preserve"> Akce popisují záměr, nikoli technickou událost (klik, submit apod.)</w:t>
       </w:r>
     </w:p>
     <w:p>
@@ -378,27 +447,25 @@
         <w:rPr>
           <w:rFonts w:ascii="Comenia Sans" w:hAnsi="Comenia Sans"/>
         </w:rPr>
-        <w:t>[ ]</w:t>
-      </w:r>
-      <w:r>
-        <w:rPr>
-          <w:rFonts w:ascii="Comenia Sans" w:hAnsi="Comenia Sans"/>
-        </w:rPr>
-        <w:t xml:space="preserve"> Existuje centrální místo (</w:t>
-      </w:r>
-      <w:proofErr w:type="spellStart"/>
-      <w:r>
-        <w:rPr>
-          <w:rFonts w:ascii="Comenia Sans" w:hAnsi="Comenia Sans"/>
-        </w:rPr>
-        <w:t>dispatcher</w:t>
-      </w:r>
-      <w:proofErr w:type="spellEnd"/>
-      <w:r>
-        <w:rPr>
-          <w:rFonts w:ascii="Comenia Sans" w:hAnsi="Comenia Sans"/>
-        </w:rPr>
-        <w:t>), kde jsou akce interpretovány</w:t>
+        <w:t xml:space="preserve">[ </w:t>
+      </w:r>
+      <w:r>
+        <w:rPr>
+          <w:rFonts w:ascii="Comenia Sans" w:hAnsi="Comenia Sans"/>
+        </w:rPr>
+        <w:t>X</w:t>
+      </w:r>
+      <w:r>
+        <w:rPr>
+          <w:rFonts w:ascii="Comenia Sans" w:hAnsi="Comenia Sans"/>
+        </w:rPr>
+        <w:t>]</w:t>
+      </w:r>
+      <w:r>
+        <w:rPr>
+          <w:rFonts w:ascii="Comenia Sans" w:hAnsi="Comenia Sans"/>
+        </w:rPr>
+        <w:t xml:space="preserve"> Existuje centrální místo (dispatcher), kde jsou akce interpretovány</w:t>
       </w:r>
     </w:p>
     <w:p>
@@ -412,27 +479,25 @@
         <w:rPr>
           <w:rFonts w:ascii="Comenia Sans" w:hAnsi="Comenia Sans"/>
         </w:rPr>
-        <w:t>[ ]</w:t>
-      </w:r>
-      <w:r>
-        <w:rPr>
-          <w:rFonts w:ascii="Comenia Sans" w:hAnsi="Comenia Sans"/>
-        </w:rPr>
-        <w:t xml:space="preserve"> </w:t>
-      </w:r>
-      <w:proofErr w:type="spellStart"/>
-      <w:r>
-        <w:rPr>
-          <w:rFonts w:ascii="Comenia Sans" w:hAnsi="Comenia Sans"/>
-        </w:rPr>
-        <w:t>Dispatch</w:t>
-      </w:r>
-      <w:proofErr w:type="spellEnd"/>
-      <w:r>
-        <w:rPr>
-          <w:rFonts w:ascii="Comenia Sans" w:hAnsi="Comenia Sans"/>
-        </w:rPr>
-        <w:t xml:space="preserve"> rozhoduje o změnách stavu v kontextu aktuálního stavu</w:t>
+        <w:t>[</w:t>
+      </w:r>
+      <w:r>
+        <w:rPr>
+          <w:rFonts w:ascii="Comenia Sans" w:hAnsi="Comenia Sans"/>
+        </w:rPr>
+        <w:t>X</w:t>
+      </w:r>
+      <w:r>
+        <w:rPr>
+          <w:rFonts w:ascii="Comenia Sans" w:hAnsi="Comenia Sans"/>
+        </w:rPr>
+        <w:t xml:space="preserve"> ]</w:t>
+      </w:r>
+      <w:r>
+        <w:rPr>
+          <w:rFonts w:ascii="Comenia Sans" w:hAnsi="Comenia Sans"/>
+        </w:rPr>
+        <w:t xml:space="preserve"> Dispatch rozhoduje o změnách stavu v kontextu aktuálního stavu</w:t>
       </w:r>
     </w:p>
     <w:p>
@@ -446,7 +511,19 @@
         <w:rPr>
           <w:rFonts w:ascii="Comenia Sans" w:hAnsi="Comenia Sans"/>
         </w:rPr>
-        <w:t>[ ]</w:t>
+        <w:t>[</w:t>
+      </w:r>
+      <w:r>
+        <w:rPr>
+          <w:rFonts w:ascii="Comenia Sans" w:hAnsi="Comenia Sans"/>
+        </w:rPr>
+        <w:t>X</w:t>
+      </w:r>
+      <w:r>
+        <w:rPr>
+          <w:rFonts w:ascii="Comenia Sans" w:hAnsi="Comenia Sans"/>
+        </w:rPr>
+        <w:t xml:space="preserve"> ]</w:t>
       </w:r>
       <w:r>
         <w:rPr>
@@ -466,22 +543,26 @@
         <w:rPr>
           <w:rFonts w:ascii="Comenia Sans" w:hAnsi="Comenia Sans"/>
         </w:rPr>
-        <w:t>[ ]</w:t>
-      </w:r>
-      <w:r>
-        <w:rPr>
-          <w:rFonts w:ascii="Comenia Sans" w:hAnsi="Comenia Sans"/>
-        </w:rPr>
-        <w:t xml:space="preserve"> Neexistují skryté změny stavu mimo </w:t>
-      </w:r>
-      <w:proofErr w:type="spellStart"/>
-      <w:r>
-        <w:rPr>
-          <w:rFonts w:ascii="Comenia Sans" w:hAnsi="Comenia Sans"/>
-        </w:rPr>
-        <w:t>dispatcher</w:t>
-      </w:r>
-      <w:proofErr w:type="spellEnd"/>
+        <w:t>[</w:t>
+      </w:r>
+      <w:r>
+        <w:rPr>
+          <w:rFonts w:ascii="Comenia Sans" w:hAnsi="Comenia Sans"/>
+        </w:rPr>
+        <w:t>X</w:t>
+      </w:r>
+      <w:r>
+        <w:rPr>
+          <w:rFonts w:ascii="Comenia Sans" w:hAnsi="Comenia Sans"/>
+        </w:rPr>
+        <w:t xml:space="preserve"> ]</w:t>
+      </w:r>
+      <w:r>
+        <w:rPr>
+          <w:rFonts w:ascii="Comenia Sans" w:hAnsi="Comenia Sans"/>
+        </w:rPr>
+        <w:t xml:space="preserve"> Neexistují skryté změny stavu mimo dispatcher</w:t>
+      </w:r>
     </w:p>
     <w:p>
       <w:pPr>
@@ -505,7 +586,7 @@
           <w:sz w:val="24"/>
           <w:szCs w:val="24"/>
         </w:rPr>
-        <w:t>☐</w:t>
+        <w:t>[X]</w:t>
       </w:r>
       <w:r>
         <w:rPr>
@@ -517,19 +598,35 @@
       </w:r>
       <w:r>
         <w:rPr>
+          <w:rFonts w:ascii="Calibri" w:hAnsi="Calibri" w:cs="Calibri"/>
+          <w:sz w:val="24"/>
+          <w:szCs w:val="24"/>
+        </w:rPr>
+        <w:t>[]</w:t>
+      </w:r>
+      <w:r>
+        <w:rPr>
+          <w:rFonts w:ascii="Comenia Sans" w:hAnsi="Comenia Sans"/>
+          <w:sz w:val="24"/>
+          <w:szCs w:val="24"/>
+        </w:rPr>
+        <w:t xml:space="preserve"> 10 </w:t>
+      </w:r>
+      <w:r>
+        <w:rPr>
           <w:rFonts w:ascii="Segoe UI Symbol" w:hAnsi="Segoe UI Symbol" w:cs="Segoe UI Symbol"/>
           <w:sz w:val="24"/>
           <w:szCs w:val="24"/>
         </w:rPr>
-        <w:t>☐</w:t>
-      </w:r>
-      <w:r>
-        <w:rPr>
-          <w:rFonts w:ascii="Comenia Sans" w:hAnsi="Comenia Sans"/>
-          <w:sz w:val="24"/>
-          <w:szCs w:val="24"/>
-        </w:rPr>
-        <w:t xml:space="preserve"> 10 </w:t>
+        <w:t>[]</w:t>
+      </w:r>
+      <w:r>
+        <w:rPr>
+          <w:rFonts w:ascii="Comenia Sans" w:hAnsi="Comenia Sans"/>
+          <w:sz w:val="24"/>
+          <w:szCs w:val="24"/>
+        </w:rPr>
+        <w:t xml:space="preserve"> 5 </w:t>
       </w:r>
       <w:r>
         <w:rPr>
@@ -537,23 +634,7 @@
           <w:sz w:val="24"/>
           <w:szCs w:val="24"/>
         </w:rPr>
-        <w:t>☐</w:t>
-      </w:r>
-      <w:r>
-        <w:rPr>
-          <w:rFonts w:ascii="Comenia Sans" w:hAnsi="Comenia Sans"/>
-          <w:sz w:val="24"/>
-          <w:szCs w:val="24"/>
-        </w:rPr>
-        <w:t xml:space="preserve"> 5 </w:t>
-      </w:r>
-      <w:r>
-        <w:rPr>
-          <w:rFonts w:ascii="Segoe UI Symbol" w:hAnsi="Segoe UI Symbol" w:cs="Segoe UI Symbol"/>
-          <w:sz w:val="24"/>
-          <w:szCs w:val="24"/>
-        </w:rPr>
-        <w:t>☐</w:t>
+        <w:t>[]</w:t>
       </w:r>
       <w:r>
         <w:rPr>
@@ -596,27 +677,25 @@
         <w:rPr>
           <w:rFonts w:ascii="Comenia Sans" w:hAnsi="Comenia Sans"/>
         </w:rPr>
-        <w:t xml:space="preserve">[ ] </w:t>
-      </w:r>
-      <w:r>
-        <w:rPr>
-          <w:rFonts w:ascii="Comenia Sans" w:hAnsi="Comenia Sans"/>
-        </w:rPr>
-        <w:t xml:space="preserve">Doménová logika (pravidla, stavy entit) není v UI ani v </w:t>
-      </w:r>
-      <w:proofErr w:type="spellStart"/>
-      <w:r>
-        <w:rPr>
-          <w:rFonts w:ascii="Comenia Sans" w:hAnsi="Comenia Sans"/>
-        </w:rPr>
-        <w:t>render</w:t>
-      </w:r>
-      <w:proofErr w:type="spellEnd"/>
-      <w:r>
-        <w:rPr>
-          <w:rFonts w:ascii="Comenia Sans" w:hAnsi="Comenia Sans"/>
-        </w:rPr>
-        <w:t xml:space="preserve"> funkcích</w:t>
+        <w:t>[</w:t>
+      </w:r>
+      <w:r>
+        <w:rPr>
+          <w:rFonts w:ascii="Comenia Sans" w:hAnsi="Comenia Sans"/>
+        </w:rPr>
+        <w:t>X</w:t>
+      </w:r>
+      <w:r>
+        <w:rPr>
+          <w:rFonts w:ascii="Comenia Sans" w:hAnsi="Comenia Sans"/>
+        </w:rPr>
+        <w:t xml:space="preserve"> ] </w:t>
+      </w:r>
+      <w:r>
+        <w:rPr>
+          <w:rFonts w:ascii="Comenia Sans" w:hAnsi="Comenia Sans"/>
+        </w:rPr>
+        <w:t>Doménová logika (pravidla, stavy entit) není v UI ani v render funkcích</w:t>
       </w:r>
     </w:p>
     <w:p>
@@ -630,7 +709,19 @@
         <w:rPr>
           <w:rFonts w:ascii="Comenia Sans" w:hAnsi="Comenia Sans"/>
         </w:rPr>
-        <w:t>[ ]</w:t>
+        <w:t>[</w:t>
+      </w:r>
+      <w:r>
+        <w:rPr>
+          <w:rFonts w:ascii="Comenia Sans" w:hAnsi="Comenia Sans"/>
+        </w:rPr>
+        <w:t>X</w:t>
+      </w:r>
+      <w:r>
+        <w:rPr>
+          <w:rFonts w:ascii="Comenia Sans" w:hAnsi="Comenia Sans"/>
+        </w:rPr>
+        <w:t xml:space="preserve"> ]</w:t>
       </w:r>
       <w:r>
         <w:rPr>
@@ -650,7 +741,19 @@
         <w:rPr>
           <w:rFonts w:ascii="Comenia Sans" w:hAnsi="Comenia Sans"/>
         </w:rPr>
-        <w:t>[ ]</w:t>
+        <w:t>[</w:t>
+      </w:r>
+      <w:r>
+        <w:rPr>
+          <w:rFonts w:ascii="Comenia Sans" w:hAnsi="Comenia Sans"/>
+        </w:rPr>
+        <w:t>X</w:t>
+      </w:r>
+      <w:r>
+        <w:rPr>
+          <w:rFonts w:ascii="Comenia Sans" w:hAnsi="Comenia Sans"/>
+        </w:rPr>
+        <w:t xml:space="preserve"> ]</w:t>
       </w:r>
       <w:r>
         <w:rPr>
@@ -670,27 +773,25 @@
         <w:rPr>
           <w:rFonts w:ascii="Comenia Sans" w:hAnsi="Comenia Sans"/>
         </w:rPr>
-        <w:t>[ ]</w:t>
-      </w:r>
-      <w:r>
-        <w:rPr>
-          <w:rFonts w:ascii="Comenia Sans" w:hAnsi="Comenia Sans"/>
-        </w:rPr>
-        <w:t xml:space="preserve"> Doménové entity nejsou závislé na DOM, </w:t>
-      </w:r>
-      <w:proofErr w:type="spellStart"/>
-      <w:r>
-        <w:rPr>
-          <w:rFonts w:ascii="Comenia Sans" w:hAnsi="Comenia Sans"/>
-        </w:rPr>
-        <w:t>routingu</w:t>
-      </w:r>
-      <w:proofErr w:type="spellEnd"/>
-      <w:r>
-        <w:rPr>
-          <w:rFonts w:ascii="Comenia Sans" w:hAnsi="Comenia Sans"/>
-        </w:rPr>
-        <w:t xml:space="preserve"> ani API</w:t>
+        <w:t>[</w:t>
+      </w:r>
+      <w:r>
+        <w:rPr>
+          <w:rFonts w:ascii="Comenia Sans" w:hAnsi="Comenia Sans"/>
+        </w:rPr>
+        <w:t>X</w:t>
+      </w:r>
+      <w:r>
+        <w:rPr>
+          <w:rFonts w:ascii="Comenia Sans" w:hAnsi="Comenia Sans"/>
+        </w:rPr>
+        <w:t xml:space="preserve"> ]</w:t>
+      </w:r>
+      <w:r>
+        <w:rPr>
+          <w:rFonts w:ascii="Comenia Sans" w:hAnsi="Comenia Sans"/>
+        </w:rPr>
+        <w:t xml:space="preserve"> Doménové entity nejsou závislé na DOM, routingu ani API</w:t>
       </w:r>
     </w:p>
     <w:p>
@@ -704,7 +805,19 @@
         <w:rPr>
           <w:rFonts w:ascii="Comenia Sans" w:hAnsi="Comenia Sans"/>
         </w:rPr>
-        <w:t>[ ]</w:t>
+        <w:t xml:space="preserve">[ </w:t>
+      </w:r>
+      <w:r>
+        <w:rPr>
+          <w:rFonts w:ascii="Comenia Sans" w:hAnsi="Comenia Sans"/>
+        </w:rPr>
+        <w:t>X</w:t>
+      </w:r>
+      <w:r>
+        <w:rPr>
+          <w:rFonts w:ascii="Comenia Sans" w:hAnsi="Comenia Sans"/>
+        </w:rPr>
+        <w:t>]</w:t>
       </w:r>
       <w:r>
         <w:rPr>
@@ -724,7 +837,19 @@
         <w:rPr>
           <w:rFonts w:ascii="Comenia Sans" w:hAnsi="Comenia Sans"/>
         </w:rPr>
-        <w:t>[ ]</w:t>
+        <w:t xml:space="preserve">[ </w:t>
+      </w:r>
+      <w:r>
+        <w:rPr>
+          <w:rFonts w:ascii="Comenia Sans" w:hAnsi="Comenia Sans"/>
+        </w:rPr>
+        <w:t>X</w:t>
+      </w:r>
+      <w:r>
+        <w:rPr>
+          <w:rFonts w:ascii="Comenia Sans" w:hAnsi="Comenia Sans"/>
+        </w:rPr>
+        <w:t>]</w:t>
       </w:r>
       <w:r>
         <w:rPr>
@@ -747,6 +872,7 @@
           <w:sz w:val="24"/>
           <w:szCs w:val="24"/>
         </w:rPr>
+        <w:lastRenderedPageBreak/>
         <w:t xml:space="preserve">Body: </w:t>
       </w:r>
       <w:r>
@@ -755,7 +881,7 @@
           <w:sz w:val="24"/>
           <w:szCs w:val="24"/>
         </w:rPr>
-        <w:t>☐</w:t>
+        <w:t>[X]</w:t>
       </w:r>
       <w:r>
         <w:rPr>
@@ -771,7 +897,7 @@
           <w:sz w:val="24"/>
           <w:szCs w:val="24"/>
         </w:rPr>
-        <w:t>☐</w:t>
+        <w:t>[]</w:t>
       </w:r>
       <w:r>
         <w:rPr>
@@ -787,23 +913,23 @@
           <w:sz w:val="24"/>
           <w:szCs w:val="24"/>
         </w:rPr>
-        <w:t>☐</w:t>
-      </w:r>
-      <w:r>
-        <w:rPr>
-          <w:rFonts w:ascii="Comenia Sans" w:hAnsi="Comenia Sans"/>
-          <w:sz w:val="24"/>
-          <w:szCs w:val="24"/>
-        </w:rPr>
-        <w:t xml:space="preserve"> 5 </w:t>
-      </w:r>
-      <w:r>
-        <w:rPr>
-          <w:rFonts w:ascii="Segoe UI Symbol" w:hAnsi="Segoe UI Symbol" w:cs="Segoe UI Symbol"/>
-          <w:sz w:val="24"/>
-          <w:szCs w:val="24"/>
-        </w:rPr>
-        <w:t>☐</w:t>
+        <w:t xml:space="preserve">[] </w:t>
+      </w:r>
+      <w:r>
+        <w:rPr>
+          <w:rFonts w:ascii="Comenia Sans" w:hAnsi="Comenia Sans"/>
+          <w:sz w:val="24"/>
+          <w:szCs w:val="24"/>
+        </w:rPr>
+        <w:t xml:space="preserve">5 </w:t>
+      </w:r>
+      <w:r>
+        <w:rPr>
+          <w:rFonts w:ascii="Calibri" w:hAnsi="Calibri" w:cs="Calibri"/>
+          <w:sz w:val="24"/>
+          <w:szCs w:val="24"/>
+        </w:rPr>
+        <w:t>[]</w:t>
       </w:r>
       <w:r>
         <w:rPr>
@@ -823,7 +949,6 @@
         </w:numPr>
       </w:pPr>
       <w:r>
-        <w:lastRenderedPageBreak/>
         <w:t xml:space="preserve">1.4 </w:t>
       </w:r>
       <w:r>
@@ -841,7 +966,19 @@
         <w:rPr>
           <w:rFonts w:ascii="Comenia Sans" w:hAnsi="Comenia Sans"/>
         </w:rPr>
-        <w:t xml:space="preserve">[ ] </w:t>
+        <w:t xml:space="preserve">[ </w:t>
+      </w:r>
+      <w:r>
+        <w:rPr>
+          <w:rFonts w:ascii="Comenia Sans" w:hAnsi="Comenia Sans"/>
+        </w:rPr>
+        <w:t>X</w:t>
+      </w:r>
+      <w:r>
+        <w:rPr>
+          <w:rFonts w:ascii="Comenia Sans" w:hAnsi="Comenia Sans"/>
+        </w:rPr>
+        <w:t xml:space="preserve">] </w:t>
       </w:r>
       <w:r>
         <w:rPr>
@@ -861,7 +998,19 @@
         <w:rPr>
           <w:rFonts w:ascii="Comenia Sans" w:hAnsi="Comenia Sans"/>
         </w:rPr>
-        <w:t>[ ]</w:t>
+        <w:t xml:space="preserve">[ </w:t>
+      </w:r>
+      <w:r>
+        <w:rPr>
+          <w:rFonts w:ascii="Comenia Sans" w:hAnsi="Comenia Sans"/>
+        </w:rPr>
+        <w:t>X</w:t>
+      </w:r>
+      <w:r>
+        <w:rPr>
+          <w:rFonts w:ascii="Comenia Sans" w:hAnsi="Comenia Sans"/>
+        </w:rPr>
+        <w:t>]</w:t>
       </w:r>
       <w:r>
         <w:rPr>
@@ -881,55 +1030,25 @@
         <w:rPr>
           <w:rFonts w:ascii="Comenia Sans" w:hAnsi="Comenia Sans"/>
         </w:rPr>
-        <w:t>[ ]</w:t>
-      </w:r>
-      <w:r>
-        <w:rPr>
-          <w:rFonts w:ascii="Comenia Sans" w:hAnsi="Comenia Sans"/>
-        </w:rPr>
-        <w:t xml:space="preserve"> Stav UI (</w:t>
-      </w:r>
-      <w:proofErr w:type="spellStart"/>
-      <w:r>
-        <w:rPr>
-          <w:rFonts w:ascii="Comenia Sans" w:hAnsi="Comenia Sans"/>
-        </w:rPr>
-        <w:t>loading</w:t>
-      </w:r>
-      <w:proofErr w:type="spellEnd"/>
-      <w:r>
-        <w:rPr>
-          <w:rFonts w:ascii="Comenia Sans" w:hAnsi="Comenia Sans"/>
-        </w:rPr>
-        <w:t xml:space="preserve">, </w:t>
-      </w:r>
-      <w:proofErr w:type="spellStart"/>
-      <w:r>
-        <w:rPr>
-          <w:rFonts w:ascii="Comenia Sans" w:hAnsi="Comenia Sans"/>
-        </w:rPr>
-        <w:t>ready</w:t>
-      </w:r>
-      <w:proofErr w:type="spellEnd"/>
-      <w:r>
-        <w:rPr>
-          <w:rFonts w:ascii="Comenia Sans" w:hAnsi="Comenia Sans"/>
-        </w:rPr>
-        <w:t xml:space="preserve">, </w:t>
-      </w:r>
-      <w:proofErr w:type="spellStart"/>
-      <w:r>
-        <w:rPr>
-          <w:rFonts w:ascii="Comenia Sans" w:hAnsi="Comenia Sans"/>
-        </w:rPr>
-        <w:t>error</w:t>
-      </w:r>
-      <w:proofErr w:type="spellEnd"/>
-      <w:r>
-        <w:rPr>
-          <w:rFonts w:ascii="Comenia Sans" w:hAnsi="Comenia Sans"/>
-        </w:rPr>
-        <w:t xml:space="preserve"> apod.) je součástí stavu aplikace</w:t>
+        <w:t xml:space="preserve">[ </w:t>
+      </w:r>
+      <w:r>
+        <w:rPr>
+          <w:rFonts w:ascii="Comenia Sans" w:hAnsi="Comenia Sans"/>
+        </w:rPr>
+        <w:t>X</w:t>
+      </w:r>
+      <w:r>
+        <w:rPr>
+          <w:rFonts w:ascii="Comenia Sans" w:hAnsi="Comenia Sans"/>
+        </w:rPr>
+        <w:t>]</w:t>
+      </w:r>
+      <w:r>
+        <w:rPr>
+          <w:rFonts w:ascii="Comenia Sans" w:hAnsi="Comenia Sans"/>
+        </w:rPr>
+        <w:t xml:space="preserve"> Stav UI (loading, ready, error apod.) je součástí stavu aplikace</w:t>
       </w:r>
     </w:p>
     <w:p>
@@ -943,7 +1062,19 @@
         <w:rPr>
           <w:rFonts w:ascii="Comenia Sans" w:hAnsi="Comenia Sans"/>
         </w:rPr>
-        <w:t>[ ]</w:t>
+        <w:t>[</w:t>
+      </w:r>
+      <w:r>
+        <w:rPr>
+          <w:rFonts w:ascii="Comenia Sans" w:hAnsi="Comenia Sans"/>
+        </w:rPr>
+        <w:t>X</w:t>
+      </w:r>
+      <w:r>
+        <w:rPr>
+          <w:rFonts w:ascii="Comenia Sans" w:hAnsi="Comenia Sans"/>
+        </w:rPr>
+        <w:t xml:space="preserve"> ]</w:t>
       </w:r>
       <w:r>
         <w:rPr>
@@ -963,7 +1094,19 @@
         <w:rPr>
           <w:rFonts w:ascii="Comenia Sans" w:hAnsi="Comenia Sans"/>
         </w:rPr>
-        <w:t>[ ]</w:t>
+        <w:t>[</w:t>
+      </w:r>
+      <w:r>
+        <w:rPr>
+          <w:rFonts w:ascii="Comenia Sans" w:hAnsi="Comenia Sans"/>
+        </w:rPr>
+        <w:t>X</w:t>
+      </w:r>
+      <w:r>
+        <w:rPr>
+          <w:rFonts w:ascii="Comenia Sans" w:hAnsi="Comenia Sans"/>
+        </w:rPr>
+        <w:t xml:space="preserve"> ]</w:t>
       </w:r>
       <w:r>
         <w:rPr>
@@ -994,7 +1137,7 @@
           <w:sz w:val="24"/>
           <w:szCs w:val="24"/>
         </w:rPr>
-        <w:t>☐</w:t>
+        <w:t>[X]</w:t>
       </w:r>
       <w:r>
         <w:rPr>
@@ -1010,7 +1153,7 @@
           <w:sz w:val="24"/>
           <w:szCs w:val="24"/>
         </w:rPr>
-        <w:t>☐</w:t>
+        <w:t>[]</w:t>
       </w:r>
       <w:r>
         <w:rPr>
@@ -1026,7 +1169,7 @@
           <w:sz w:val="24"/>
           <w:szCs w:val="24"/>
         </w:rPr>
-        <w:t>☐</w:t>
+        <w:t>[]</w:t>
       </w:r>
       <w:r>
         <w:rPr>
@@ -1042,7 +1185,7 @@
           <w:sz w:val="24"/>
           <w:szCs w:val="24"/>
         </w:rPr>
-        <w:t>☐</w:t>
+        <w:t>[]</w:t>
       </w:r>
       <w:r>
         <w:rPr>
@@ -1085,7 +1228,19 @@
         <w:rPr>
           <w:rFonts w:ascii="Comenia Sans" w:hAnsi="Comenia Sans"/>
         </w:rPr>
-        <w:t xml:space="preserve">[ ] </w:t>
+        <w:t xml:space="preserve">[ </w:t>
+      </w:r>
+      <w:r>
+        <w:rPr>
+          <w:rFonts w:ascii="Comenia Sans" w:hAnsi="Comenia Sans"/>
+        </w:rPr>
+        <w:t>X</w:t>
+      </w:r>
+      <w:r>
+        <w:rPr>
+          <w:rFonts w:ascii="Comenia Sans" w:hAnsi="Comenia Sans"/>
+        </w:rPr>
+        <w:t xml:space="preserve">] </w:t>
       </w:r>
       <w:r>
         <w:rPr>
@@ -1105,7 +1260,19 @@
         <w:rPr>
           <w:rFonts w:ascii="Comenia Sans" w:hAnsi="Comenia Sans"/>
         </w:rPr>
-        <w:t xml:space="preserve">[ ] </w:t>
+        <w:t xml:space="preserve">[ </w:t>
+      </w:r>
+      <w:r>
+        <w:rPr>
+          <w:rFonts w:ascii="Comenia Sans" w:hAnsi="Comenia Sans"/>
+        </w:rPr>
+        <w:t>X</w:t>
+      </w:r>
+      <w:r>
+        <w:rPr>
+          <w:rFonts w:ascii="Comenia Sans" w:hAnsi="Comenia Sans"/>
+        </w:rPr>
+        <w:t xml:space="preserve">] </w:t>
       </w:r>
       <w:r>
         <w:rPr>
@@ -1125,7 +1292,19 @@
         <w:rPr>
           <w:rFonts w:ascii="Comenia Sans" w:hAnsi="Comenia Sans"/>
         </w:rPr>
-        <w:t xml:space="preserve">[ ] </w:t>
+        <w:t xml:space="preserve">[ </w:t>
+      </w:r>
+      <w:r>
+        <w:rPr>
+          <w:rFonts w:ascii="Comenia Sans" w:hAnsi="Comenia Sans"/>
+        </w:rPr>
+        <w:t>X</w:t>
+      </w:r>
+      <w:r>
+        <w:rPr>
+          <w:rFonts w:ascii="Comenia Sans" w:hAnsi="Comenia Sans"/>
+        </w:rPr>
+        <w:t xml:space="preserve">] </w:t>
       </w:r>
       <w:r>
         <w:rPr>
@@ -1145,7 +1324,19 @@
         <w:rPr>
           <w:rFonts w:ascii="Comenia Sans" w:hAnsi="Comenia Sans"/>
         </w:rPr>
-        <w:t xml:space="preserve">[ ] </w:t>
+        <w:t xml:space="preserve">[ </w:t>
+      </w:r>
+      <w:r>
+        <w:rPr>
+          <w:rFonts w:ascii="Comenia Sans" w:hAnsi="Comenia Sans"/>
+        </w:rPr>
+        <w:t>X</w:t>
+      </w:r>
+      <w:r>
+        <w:rPr>
+          <w:rFonts w:ascii="Comenia Sans" w:hAnsi="Comenia Sans"/>
+        </w:rPr>
+        <w:t xml:space="preserve">] </w:t>
       </w:r>
       <w:r>
         <w:rPr>
@@ -1165,7 +1356,19 @@
         <w:rPr>
           <w:rFonts w:ascii="Comenia Sans" w:hAnsi="Comenia Sans"/>
         </w:rPr>
-        <w:t xml:space="preserve">[ ] </w:t>
+        <w:t xml:space="preserve">[ </w:t>
+      </w:r>
+      <w:r>
+        <w:rPr>
+          <w:rFonts w:ascii="Comenia Sans" w:hAnsi="Comenia Sans"/>
+        </w:rPr>
+        <w:t>X</w:t>
+      </w:r>
+      <w:r>
+        <w:rPr>
+          <w:rFonts w:ascii="Comenia Sans" w:hAnsi="Comenia Sans"/>
+        </w:rPr>
+        <w:t xml:space="preserve">] </w:t>
       </w:r>
       <w:r>
         <w:rPr>
@@ -1196,7 +1399,7 @@
           <w:sz w:val="24"/>
           <w:szCs w:val="24"/>
         </w:rPr>
-        <w:t>☐</w:t>
+        <w:t>[X]</w:t>
       </w:r>
       <w:r>
         <w:rPr>
@@ -1212,7 +1415,7 @@
           <w:sz w:val="24"/>
           <w:szCs w:val="24"/>
         </w:rPr>
-        <w:t>☐</w:t>
+        <w:t>[]</w:t>
       </w:r>
       <w:r>
         <w:rPr>
@@ -1228,7 +1431,7 @@
           <w:sz w:val="24"/>
           <w:szCs w:val="24"/>
         </w:rPr>
-        <w:t>☐</w:t>
+        <w:t>[]</w:t>
       </w:r>
       <w:r>
         <w:rPr>
@@ -1282,7 +1485,19 @@
         <w:rPr>
           <w:rFonts w:ascii="Comenia Sans" w:hAnsi="Comenia Sans"/>
         </w:rPr>
-        <w:t xml:space="preserve">[ ] </w:t>
+        <w:t>[</w:t>
+      </w:r>
+      <w:r>
+        <w:rPr>
+          <w:rFonts w:ascii="Comenia Sans" w:hAnsi="Comenia Sans"/>
+        </w:rPr>
+        <w:t>X</w:t>
+      </w:r>
+      <w:r>
+        <w:rPr>
+          <w:rFonts w:ascii="Comenia Sans" w:hAnsi="Comenia Sans"/>
+        </w:rPr>
+        <w:t xml:space="preserve"> ] </w:t>
       </w:r>
       <w:r>
         <w:rPr>
@@ -1302,7 +1517,19 @@
         <w:rPr>
           <w:rFonts w:ascii="Comenia Sans" w:hAnsi="Comenia Sans"/>
         </w:rPr>
-        <w:t xml:space="preserve">[ ] </w:t>
+        <w:t xml:space="preserve">[ </w:t>
+      </w:r>
+      <w:r>
+        <w:rPr>
+          <w:rFonts w:ascii="Comenia Sans" w:hAnsi="Comenia Sans"/>
+        </w:rPr>
+        <w:t>X</w:t>
+      </w:r>
+      <w:r>
+        <w:rPr>
+          <w:rFonts w:ascii="Comenia Sans" w:hAnsi="Comenia Sans"/>
+        </w:rPr>
+        <w:t xml:space="preserve">] </w:t>
       </w:r>
       <w:r>
         <w:rPr>
@@ -1328,7 +1555,19 @@
         <w:rPr>
           <w:rFonts w:ascii="Comenia Sans" w:hAnsi="Comenia Sans"/>
         </w:rPr>
-        <w:t xml:space="preserve">[ ] </w:t>
+        <w:t>[</w:t>
+      </w:r>
+      <w:r>
+        <w:rPr>
+          <w:rFonts w:ascii="Comenia Sans" w:hAnsi="Comenia Sans"/>
+        </w:rPr>
+        <w:t>X</w:t>
+      </w:r>
+      <w:r>
+        <w:rPr>
+          <w:rFonts w:ascii="Comenia Sans" w:hAnsi="Comenia Sans"/>
+        </w:rPr>
+        <w:t xml:space="preserve"> ] </w:t>
       </w:r>
       <w:r>
         <w:rPr>
@@ -1360,7 +1599,19 @@
         <w:rPr>
           <w:rFonts w:ascii="Comenia Sans" w:hAnsi="Comenia Sans"/>
         </w:rPr>
-        <w:t xml:space="preserve">[ ] </w:t>
+        <w:t>[</w:t>
+      </w:r>
+      <w:r>
+        <w:rPr>
+          <w:rFonts w:ascii="Comenia Sans" w:hAnsi="Comenia Sans"/>
+        </w:rPr>
+        <w:t>X</w:t>
+      </w:r>
+      <w:r>
+        <w:rPr>
+          <w:rFonts w:ascii="Comenia Sans" w:hAnsi="Comenia Sans"/>
+        </w:rPr>
+        <w:t xml:space="preserve"> ] </w:t>
       </w:r>
       <w:r>
         <w:rPr>
@@ -1391,7 +1642,7 @@
           <w:sz w:val="24"/>
           <w:szCs w:val="24"/>
         </w:rPr>
-        <w:t>☐</w:t>
+        <w:t>[X]</w:t>
       </w:r>
       <w:r>
         <w:rPr>
@@ -1407,7 +1658,7 @@
           <w:sz w:val="24"/>
           <w:szCs w:val="24"/>
         </w:rPr>
-        <w:t>☐</w:t>
+        <w:t>[]</w:t>
       </w:r>
       <w:r>
         <w:rPr>
@@ -1423,7 +1674,7 @@
           <w:sz w:val="24"/>
           <w:szCs w:val="24"/>
         </w:rPr>
-        <w:t>☐</w:t>
+        <w:t>[]</w:t>
       </w:r>
       <w:r>
         <w:rPr>
@@ -1455,7 +1706,7 @@
           <w:sz w:val="24"/>
           <w:szCs w:val="24"/>
         </w:rPr>
-        <w:t>☐</w:t>
+        <w:t>[]</w:t>
       </w:r>
       <w:r>
         <w:rPr>
@@ -1492,7 +1743,19 @@
         <w:rPr>
           <w:rFonts w:ascii="Comenia Sans" w:hAnsi="Comenia Sans"/>
         </w:rPr>
-        <w:t xml:space="preserve">[ ] </w:t>
+        <w:t>[</w:t>
+      </w:r>
+      <w:r>
+        <w:rPr>
+          <w:rFonts w:ascii="Comenia Sans" w:hAnsi="Comenia Sans"/>
+        </w:rPr>
+        <w:t>X</w:t>
+      </w:r>
+      <w:r>
+        <w:rPr>
+          <w:rFonts w:ascii="Comenia Sans" w:hAnsi="Comenia Sans"/>
+        </w:rPr>
+        <w:t xml:space="preserve"> ] </w:t>
       </w:r>
       <w:r>
         <w:rPr>
@@ -1524,7 +1787,19 @@
         <w:rPr>
           <w:rFonts w:ascii="Comenia Sans" w:hAnsi="Comenia Sans"/>
         </w:rPr>
-        <w:t xml:space="preserve">[ ] </w:t>
+        <w:t xml:space="preserve">[ </w:t>
+      </w:r>
+      <w:r>
+        <w:rPr>
+          <w:rFonts w:ascii="Comenia Sans" w:hAnsi="Comenia Sans"/>
+        </w:rPr>
+        <w:t>X</w:t>
+      </w:r>
+      <w:r>
+        <w:rPr>
+          <w:rFonts w:ascii="Comenia Sans" w:hAnsi="Comenia Sans"/>
+        </w:rPr>
+        <w:t xml:space="preserve">] </w:t>
       </w:r>
       <w:r>
         <w:rPr>
@@ -1544,7 +1819,19 @@
         <w:rPr>
           <w:rFonts w:ascii="Comenia Sans" w:hAnsi="Comenia Sans"/>
         </w:rPr>
-        <w:t xml:space="preserve">[ ] </w:t>
+        <w:t>[</w:t>
+      </w:r>
+      <w:r>
+        <w:rPr>
+          <w:rFonts w:ascii="Comenia Sans" w:hAnsi="Comenia Sans"/>
+        </w:rPr>
+        <w:t>X</w:t>
+      </w:r>
+      <w:r>
+        <w:rPr>
+          <w:rFonts w:ascii="Comenia Sans" w:hAnsi="Comenia Sans"/>
+        </w:rPr>
+        <w:t xml:space="preserve"> ] </w:t>
       </w:r>
       <w:r>
         <w:rPr>
@@ -1564,7 +1851,19 @@
         <w:rPr>
           <w:rFonts w:ascii="Comenia Sans" w:hAnsi="Comenia Sans"/>
         </w:rPr>
-        <w:t xml:space="preserve">[ ] </w:t>
+        <w:t xml:space="preserve">[ </w:t>
+      </w:r>
+      <w:r>
+        <w:rPr>
+          <w:rFonts w:ascii="Comenia Sans" w:hAnsi="Comenia Sans"/>
+        </w:rPr>
+        <w:t>X</w:t>
+      </w:r>
+      <w:r>
+        <w:rPr>
+          <w:rFonts w:ascii="Comenia Sans" w:hAnsi="Comenia Sans"/>
+        </w:rPr>
+        <w:t xml:space="preserve">] </w:t>
       </w:r>
       <w:r>
         <w:rPr>
@@ -1591,19 +1890,35 @@
       </w:r>
       <w:r>
         <w:rPr>
+          <w:rFonts w:ascii="Calibri" w:hAnsi="Calibri" w:cs="Calibri"/>
+          <w:sz w:val="24"/>
+          <w:szCs w:val="24"/>
+        </w:rPr>
+        <w:t>[X]</w:t>
+      </w:r>
+      <w:r>
+        <w:rPr>
+          <w:rFonts w:ascii="Comenia Sans" w:hAnsi="Comenia Sans"/>
+          <w:sz w:val="24"/>
+          <w:szCs w:val="24"/>
+        </w:rPr>
+        <w:t xml:space="preserve"> 5 </w:t>
+      </w:r>
+      <w:r>
+        <w:rPr>
           <w:rFonts w:ascii="Segoe UI Symbol" w:hAnsi="Segoe UI Symbol" w:cs="Segoe UI Symbol"/>
           <w:sz w:val="24"/>
           <w:szCs w:val="24"/>
         </w:rPr>
-        <w:t>☐</w:t>
-      </w:r>
-      <w:r>
-        <w:rPr>
-          <w:rFonts w:ascii="Comenia Sans" w:hAnsi="Comenia Sans"/>
-          <w:sz w:val="24"/>
-          <w:szCs w:val="24"/>
-        </w:rPr>
-        <w:t xml:space="preserve"> 5 </w:t>
+        <w:t>[]</w:t>
+      </w:r>
+      <w:r>
+        <w:rPr>
+          <w:rFonts w:ascii="Comenia Sans" w:hAnsi="Comenia Sans"/>
+          <w:sz w:val="24"/>
+          <w:szCs w:val="24"/>
+        </w:rPr>
+        <w:t xml:space="preserve"> 3 </w:t>
       </w:r>
       <w:r>
         <w:rPr>
@@ -1611,15 +1926,31 @@
           <w:sz w:val="24"/>
           <w:szCs w:val="24"/>
         </w:rPr>
-        <w:t>☐</w:t>
-      </w:r>
-      <w:r>
-        <w:rPr>
-          <w:rFonts w:ascii="Comenia Sans" w:hAnsi="Comenia Sans"/>
-          <w:sz w:val="24"/>
-          <w:szCs w:val="24"/>
-        </w:rPr>
-        <w:t xml:space="preserve"> 3 </w:t>
+        <w:t>[]</w:t>
+      </w:r>
+      <w:r>
+        <w:rPr>
+          <w:rFonts w:ascii="Comenia Sans" w:hAnsi="Comenia Sans"/>
+          <w:sz w:val="24"/>
+          <w:szCs w:val="24"/>
+        </w:rPr>
+        <w:t xml:space="preserve"> </w:t>
+      </w:r>
+      <w:r>
+        <w:rPr>
+          <w:rFonts w:ascii="Comenia Sans" w:hAnsi="Comenia Sans"/>
+          <w:sz w:val="24"/>
+          <w:szCs w:val="24"/>
+        </w:rPr>
+        <w:t>1</w:t>
+      </w:r>
+      <w:r>
+        <w:rPr>
+          <w:rFonts w:ascii="Comenia Sans" w:hAnsi="Comenia Sans"/>
+          <w:sz w:val="24"/>
+          <w:szCs w:val="24"/>
+        </w:rPr>
+        <w:t xml:space="preserve"> </w:t>
       </w:r>
       <w:r>
         <w:rPr>
@@ -1627,39 +1958,7 @@
           <w:sz w:val="24"/>
           <w:szCs w:val="24"/>
         </w:rPr>
-        <w:t>☐</w:t>
-      </w:r>
-      <w:r>
-        <w:rPr>
-          <w:rFonts w:ascii="Comenia Sans" w:hAnsi="Comenia Sans"/>
-          <w:sz w:val="24"/>
-          <w:szCs w:val="24"/>
-        </w:rPr>
-        <w:t xml:space="preserve"> </w:t>
-      </w:r>
-      <w:r>
-        <w:rPr>
-          <w:rFonts w:ascii="Comenia Sans" w:hAnsi="Comenia Sans"/>
-          <w:sz w:val="24"/>
-          <w:szCs w:val="24"/>
-        </w:rPr>
-        <w:t>1</w:t>
-      </w:r>
-      <w:r>
-        <w:rPr>
-          <w:rFonts w:ascii="Comenia Sans" w:hAnsi="Comenia Sans"/>
-          <w:sz w:val="24"/>
-          <w:szCs w:val="24"/>
-        </w:rPr>
-        <w:t xml:space="preserve"> </w:t>
-      </w:r>
-      <w:r>
-        <w:rPr>
-          <w:rFonts w:ascii="Segoe UI Symbol" w:hAnsi="Segoe UI Symbol" w:cs="Segoe UI Symbol"/>
-          <w:sz w:val="24"/>
-          <w:szCs w:val="24"/>
-        </w:rPr>
-        <w:t>☐</w:t>
+        <w:t>[]</w:t>
       </w:r>
       <w:r>
         <w:rPr>
@@ -1701,7 +2000,19 @@
         <w:rPr>
           <w:rFonts w:ascii="Comenia Sans" w:hAnsi="Comenia Sans"/>
         </w:rPr>
-        <w:t xml:space="preserve">[ ] </w:t>
+        <w:t xml:space="preserve">[ </w:t>
+      </w:r>
+      <w:r>
+        <w:rPr>
+          <w:rFonts w:ascii="Comenia Sans" w:hAnsi="Comenia Sans"/>
+        </w:rPr>
+        <w:t>X</w:t>
+      </w:r>
+      <w:r>
+        <w:rPr>
+          <w:rFonts w:ascii="Comenia Sans" w:hAnsi="Comenia Sans"/>
+        </w:rPr>
+        <w:t xml:space="preserve">] </w:t>
       </w:r>
       <w:r>
         <w:rPr>
@@ -1722,7 +2033,19 @@
         <w:rPr>
           <w:rFonts w:ascii="Comenia Sans" w:hAnsi="Comenia Sans"/>
         </w:rPr>
-        <w:t xml:space="preserve">[ ] </w:t>
+        <w:t>[</w:t>
+      </w:r>
+      <w:r>
+        <w:rPr>
+          <w:rFonts w:ascii="Comenia Sans" w:hAnsi="Comenia Sans"/>
+        </w:rPr>
+        <w:t>X</w:t>
+      </w:r>
+      <w:r>
+        <w:rPr>
+          <w:rFonts w:ascii="Comenia Sans" w:hAnsi="Comenia Sans"/>
+        </w:rPr>
+        <w:t xml:space="preserve"> ] </w:t>
       </w:r>
       <w:r>
         <w:rPr>
@@ -1742,7 +2065,19 @@
         <w:rPr>
           <w:rFonts w:ascii="Comenia Sans" w:hAnsi="Comenia Sans"/>
         </w:rPr>
-        <w:t xml:space="preserve">[ ] </w:t>
+        <w:t>[</w:t>
+      </w:r>
+      <w:r>
+        <w:rPr>
+          <w:rFonts w:ascii="Comenia Sans" w:hAnsi="Comenia Sans"/>
+        </w:rPr>
+        <w:t>X</w:t>
+      </w:r>
+      <w:r>
+        <w:rPr>
+          <w:rFonts w:ascii="Comenia Sans" w:hAnsi="Comenia Sans"/>
+        </w:rPr>
+        <w:t xml:space="preserve"> ] </w:t>
       </w:r>
       <w:r>
         <w:rPr>
@@ -1762,7 +2097,19 @@
         <w:rPr>
           <w:rFonts w:ascii="Comenia Sans" w:hAnsi="Comenia Sans"/>
         </w:rPr>
-        <w:t xml:space="preserve">[ ] </w:t>
+        <w:t xml:space="preserve">[ </w:t>
+      </w:r>
+      <w:r>
+        <w:rPr>
+          <w:rFonts w:ascii="Comenia Sans" w:hAnsi="Comenia Sans"/>
+        </w:rPr>
+        <w:t>X</w:t>
+      </w:r>
+      <w:r>
+        <w:rPr>
+          <w:rFonts w:ascii="Comenia Sans" w:hAnsi="Comenia Sans"/>
+        </w:rPr>
+        <w:t xml:space="preserve">] </w:t>
       </w:r>
       <w:r>
         <w:rPr>
@@ -1793,7 +2140,7 @@
           <w:sz w:val="24"/>
           <w:szCs w:val="24"/>
         </w:rPr>
-        <w:t>☐</w:t>
+        <w:t>[X]</w:t>
       </w:r>
       <w:r>
         <w:rPr>
@@ -1809,7 +2156,7 @@
           <w:sz w:val="24"/>
           <w:szCs w:val="24"/>
         </w:rPr>
-        <w:t>☐</w:t>
+        <w:t>[]</w:t>
       </w:r>
       <w:r>
         <w:rPr>
@@ -1825,7 +2172,7 @@
           <w:sz w:val="24"/>
           <w:szCs w:val="24"/>
         </w:rPr>
-        <w:t>☐</w:t>
+        <w:t>[]</w:t>
       </w:r>
       <w:r>
         <w:rPr>
@@ -1857,7 +2204,7 @@
           <w:sz w:val="24"/>
           <w:szCs w:val="24"/>
         </w:rPr>
-        <w:t>☐</w:t>
+        <w:t>[]</w:t>
       </w:r>
       <w:r>
         <w:rPr>
@@ -1913,27 +2260,25 @@
         <w:rPr>
           <w:rFonts w:ascii="Comenia Sans" w:hAnsi="Comenia Sans"/>
         </w:rPr>
-        <w:t xml:space="preserve">[ ] </w:t>
-      </w:r>
-      <w:r>
-        <w:rPr>
-          <w:rFonts w:ascii="Comenia Sans" w:hAnsi="Comenia Sans"/>
-        </w:rPr>
-        <w:t xml:space="preserve">Dokumentace popisuje architekturu aplikace na úrovni pojmů (stav, akce, </w:t>
-      </w:r>
-      <w:proofErr w:type="spellStart"/>
-      <w:r>
-        <w:rPr>
-          <w:rFonts w:ascii="Comenia Sans" w:hAnsi="Comenia Sans"/>
-        </w:rPr>
-        <w:t>dispatcher</w:t>
-      </w:r>
-      <w:proofErr w:type="spellEnd"/>
-      <w:r>
-        <w:rPr>
-          <w:rFonts w:ascii="Comenia Sans" w:hAnsi="Comenia Sans"/>
-        </w:rPr>
-        <w:t>, pohledy, selektory, API), nikoli jako výčet souborů</w:t>
+        <w:t xml:space="preserve">[ </w:t>
+      </w:r>
+      <w:r>
+        <w:rPr>
+          <w:rFonts w:ascii="Comenia Sans" w:hAnsi="Comenia Sans"/>
+        </w:rPr>
+        <w:t>X</w:t>
+      </w:r>
+      <w:r>
+        <w:rPr>
+          <w:rFonts w:ascii="Comenia Sans" w:hAnsi="Comenia Sans"/>
+        </w:rPr>
+        <w:t xml:space="preserve">] </w:t>
+      </w:r>
+      <w:r>
+        <w:rPr>
+          <w:rFonts w:ascii="Comenia Sans" w:hAnsi="Comenia Sans"/>
+        </w:rPr>
+        <w:t>Dokumentace popisuje architekturu aplikace na úrovni pojmů (stav, akce, dispatcher, pohledy, selektory, API), nikoli jako výčet souborů</w:t>
       </w:r>
     </w:p>
     <w:p>
@@ -1947,7 +2292,19 @@
         <w:rPr>
           <w:rFonts w:ascii="Comenia Sans" w:hAnsi="Comenia Sans"/>
         </w:rPr>
-        <w:t xml:space="preserve">[ ] </w:t>
+        <w:t>[</w:t>
+      </w:r>
+      <w:r>
+        <w:rPr>
+          <w:rFonts w:ascii="Comenia Sans" w:hAnsi="Comenia Sans"/>
+        </w:rPr>
+        <w:t>X</w:t>
+      </w:r>
+      <w:r>
+        <w:rPr>
+          <w:rFonts w:ascii="Comenia Sans" w:hAnsi="Comenia Sans"/>
+        </w:rPr>
+        <w:t xml:space="preserve"> ] </w:t>
       </w:r>
       <w:r>
         <w:rPr>
@@ -1967,7 +2324,19 @@
         <w:rPr>
           <w:rFonts w:ascii="Comenia Sans" w:hAnsi="Comenia Sans"/>
         </w:rPr>
-        <w:t xml:space="preserve">[ ] </w:t>
+        <w:t xml:space="preserve">[ </w:t>
+      </w:r>
+      <w:r>
+        <w:rPr>
+          <w:rFonts w:ascii="Comenia Sans" w:hAnsi="Comenia Sans"/>
+        </w:rPr>
+        <w:t>X</w:t>
+      </w:r>
+      <w:r>
+        <w:rPr>
+          <w:rFonts w:ascii="Comenia Sans" w:hAnsi="Comenia Sans"/>
+        </w:rPr>
+        <w:t xml:space="preserve">] </w:t>
       </w:r>
       <w:r>
         <w:rPr>
@@ -1987,7 +2356,19 @@
         <w:rPr>
           <w:rFonts w:ascii="Comenia Sans" w:hAnsi="Comenia Sans"/>
         </w:rPr>
-        <w:t xml:space="preserve">[ ] </w:t>
+        <w:t>[</w:t>
+      </w:r>
+      <w:r>
+        <w:rPr>
+          <w:rFonts w:ascii="Comenia Sans" w:hAnsi="Comenia Sans"/>
+        </w:rPr>
+        <w:t>X</w:t>
+      </w:r>
+      <w:r>
+        <w:rPr>
+          <w:rFonts w:ascii="Comenia Sans" w:hAnsi="Comenia Sans"/>
+        </w:rPr>
+        <w:t xml:space="preserve"> ] </w:t>
       </w:r>
       <w:r>
         <w:rPr>
@@ -2018,7 +2399,7 @@
           <w:sz w:val="24"/>
           <w:szCs w:val="24"/>
         </w:rPr>
-        <w:t>☐</w:t>
+        <w:t>[X]</w:t>
       </w:r>
       <w:r>
         <w:rPr>
@@ -2034,7 +2415,7 @@
           <w:sz w:val="24"/>
           <w:szCs w:val="24"/>
         </w:rPr>
-        <w:t>☐</w:t>
+        <w:t>[]</w:t>
       </w:r>
       <w:r>
         <w:rPr>
@@ -2050,7 +2431,7 @@
           <w:sz w:val="24"/>
           <w:szCs w:val="24"/>
         </w:rPr>
-        <w:t>☐</w:t>
+        <w:t>[]</w:t>
       </w:r>
       <w:r>
         <w:rPr>
@@ -2088,7 +2469,19 @@
         <w:rPr>
           <w:rFonts w:ascii="Comenia Sans" w:hAnsi="Comenia Sans"/>
         </w:rPr>
-        <w:t xml:space="preserve">[ ] </w:t>
+        <w:t>[</w:t>
+      </w:r>
+      <w:r>
+        <w:rPr>
+          <w:rFonts w:ascii="Comenia Sans" w:hAnsi="Comenia Sans"/>
+        </w:rPr>
+        <w:t>X</w:t>
+      </w:r>
+      <w:r>
+        <w:rPr>
+          <w:rFonts w:ascii="Comenia Sans" w:hAnsi="Comenia Sans"/>
+        </w:rPr>
+        <w:t xml:space="preserve"> ] </w:t>
       </w:r>
       <w:r>
         <w:rPr>
@@ -2108,7 +2501,19 @@
         <w:rPr>
           <w:rFonts w:ascii="Comenia Sans" w:hAnsi="Comenia Sans"/>
         </w:rPr>
-        <w:t xml:space="preserve">[ ] </w:t>
+        <w:t>[</w:t>
+      </w:r>
+      <w:r>
+        <w:rPr>
+          <w:rFonts w:ascii="Comenia Sans" w:hAnsi="Comenia Sans"/>
+        </w:rPr>
+        <w:t>X</w:t>
+      </w:r>
+      <w:r>
+        <w:rPr>
+          <w:rFonts w:ascii="Comenia Sans" w:hAnsi="Comenia Sans"/>
+        </w:rPr>
+        <w:t xml:space="preserve"> ] </w:t>
       </w:r>
       <w:r>
         <w:rPr>
@@ -2128,7 +2533,19 @@
         <w:rPr>
           <w:rFonts w:ascii="Comenia Sans" w:hAnsi="Comenia Sans"/>
         </w:rPr>
-        <w:t xml:space="preserve">[ ] </w:t>
+        <w:t>[</w:t>
+      </w:r>
+      <w:r>
+        <w:rPr>
+          <w:rFonts w:ascii="Comenia Sans" w:hAnsi="Comenia Sans"/>
+        </w:rPr>
+        <w:t>X</w:t>
+      </w:r>
+      <w:r>
+        <w:rPr>
+          <w:rFonts w:ascii="Comenia Sans" w:hAnsi="Comenia Sans"/>
+        </w:rPr>
+        <w:t xml:space="preserve"> ] </w:t>
       </w:r>
       <w:r>
         <w:rPr>
@@ -2160,7 +2577,19 @@
         <w:rPr>
           <w:rFonts w:ascii="Comenia Sans" w:hAnsi="Comenia Sans"/>
         </w:rPr>
-        <w:t xml:space="preserve">[ ] </w:t>
+        <w:t>[</w:t>
+      </w:r>
+      <w:r>
+        <w:rPr>
+          <w:rFonts w:ascii="Comenia Sans" w:hAnsi="Comenia Sans"/>
+        </w:rPr>
+        <w:t>X</w:t>
+      </w:r>
+      <w:r>
+        <w:rPr>
+          <w:rFonts w:ascii="Comenia Sans" w:hAnsi="Comenia Sans"/>
+        </w:rPr>
+        <w:t xml:space="preserve"> ] </w:t>
       </w:r>
       <w:r>
         <w:rPr>
@@ -2191,7 +2620,7 @@
           <w:sz w:val="24"/>
           <w:szCs w:val="24"/>
         </w:rPr>
-        <w:t>☐</w:t>
+        <w:t>[X]</w:t>
       </w:r>
       <w:r>
         <w:rPr>
@@ -2207,7 +2636,7 @@
           <w:sz w:val="24"/>
           <w:szCs w:val="24"/>
         </w:rPr>
-        <w:t>☐</w:t>
+        <w:t>[]</w:t>
       </w:r>
       <w:r>
         <w:rPr>
@@ -2223,7 +2652,7 @@
           <w:sz w:val="24"/>
           <w:szCs w:val="24"/>
         </w:rPr>
-        <w:t>☐</w:t>
+        <w:t>[]</w:t>
       </w:r>
       <w:r>
         <w:rPr>
@@ -2260,7 +2689,19 @@
         <w:rPr>
           <w:rFonts w:ascii="Comenia Sans" w:hAnsi="Comenia Sans"/>
         </w:rPr>
-        <w:t xml:space="preserve">[ ] </w:t>
+        <w:t xml:space="preserve">[ </w:t>
+      </w:r>
+      <w:r>
+        <w:rPr>
+          <w:rFonts w:ascii="Comenia Sans" w:hAnsi="Comenia Sans"/>
+        </w:rPr>
+        <w:t>X</w:t>
+      </w:r>
+      <w:r>
+        <w:rPr>
+          <w:rFonts w:ascii="Comenia Sans" w:hAnsi="Comenia Sans"/>
+        </w:rPr>
+        <w:t xml:space="preserve">] </w:t>
       </w:r>
       <w:r>
         <w:rPr>
@@ -2280,7 +2721,19 @@
         <w:rPr>
           <w:rFonts w:ascii="Comenia Sans" w:hAnsi="Comenia Sans"/>
         </w:rPr>
-        <w:t xml:space="preserve">[ ] </w:t>
+        <w:t>[</w:t>
+      </w:r>
+      <w:r>
+        <w:rPr>
+          <w:rFonts w:ascii="Comenia Sans" w:hAnsi="Comenia Sans"/>
+        </w:rPr>
+        <w:t>X</w:t>
+      </w:r>
+      <w:r>
+        <w:rPr>
+          <w:rFonts w:ascii="Comenia Sans" w:hAnsi="Comenia Sans"/>
+        </w:rPr>
+        <w:t xml:space="preserve"> ] </w:t>
       </w:r>
       <w:r>
         <w:rPr>
@@ -2300,7 +2753,19 @@
         <w:rPr>
           <w:rFonts w:ascii="Comenia Sans" w:hAnsi="Comenia Sans"/>
         </w:rPr>
-        <w:t xml:space="preserve">[ ] </w:t>
+        <w:t>[</w:t>
+      </w:r>
+      <w:r>
+        <w:rPr>
+          <w:rFonts w:ascii="Comenia Sans" w:hAnsi="Comenia Sans"/>
+        </w:rPr>
+        <w:t>X</w:t>
+      </w:r>
+      <w:r>
+        <w:rPr>
+          <w:rFonts w:ascii="Comenia Sans" w:hAnsi="Comenia Sans"/>
+        </w:rPr>
+        <w:t xml:space="preserve"> ] </w:t>
       </w:r>
       <w:r>
         <w:rPr>
@@ -2320,7 +2785,19 @@
         <w:rPr>
           <w:rFonts w:ascii="Comenia Sans" w:hAnsi="Comenia Sans"/>
         </w:rPr>
-        <w:t xml:space="preserve">[ ] </w:t>
+        <w:t>[</w:t>
+      </w:r>
+      <w:r>
+        <w:rPr>
+          <w:rFonts w:ascii="Comenia Sans" w:hAnsi="Comenia Sans"/>
+        </w:rPr>
+        <w:t>X</w:t>
+      </w:r>
+      <w:r>
+        <w:rPr>
+          <w:rFonts w:ascii="Comenia Sans" w:hAnsi="Comenia Sans"/>
+        </w:rPr>
+        <w:t xml:space="preserve"> ] </w:t>
       </w:r>
       <w:r>
         <w:rPr>
@@ -2351,7 +2828,7 @@
           <w:sz w:val="24"/>
           <w:szCs w:val="24"/>
         </w:rPr>
-        <w:t>☐</w:t>
+        <w:t>[X]</w:t>
       </w:r>
       <w:r>
         <w:rPr>
@@ -2367,7 +2844,7 @@
           <w:sz w:val="24"/>
           <w:szCs w:val="24"/>
         </w:rPr>
-        <w:t>☐</w:t>
+        <w:t>[]</w:t>
       </w:r>
       <w:r>
         <w:rPr>
@@ -2383,7 +2860,7 @@
           <w:sz w:val="24"/>
           <w:szCs w:val="24"/>
         </w:rPr>
-        <w:t>☐</w:t>
+        <w:t>[]</w:t>
       </w:r>
       <w:r>
         <w:rPr>
@@ -2427,13 +2904,8 @@
       <w:r>
         <w:t> </w:t>
       </w:r>
-      <w:proofErr w:type="spellStart"/>
-      <w:r>
-        <w:t>JavaScriptem</w:t>
-      </w:r>
-      <w:proofErr w:type="spellEnd"/>
-      <w:r>
-        <w:t xml:space="preserve"> a DOM</w:t>
+      <w:r>
+        <w:t>JavaScriptem a DOM</w:t>
       </w:r>
       <w:r>
         <w:t xml:space="preserve"> (0–5 b)</w:t>
@@ -2451,7 +2923,19 @@
         <w:rPr>
           <w:rFonts w:ascii="Comenia Sans" w:hAnsi="Comenia Sans"/>
         </w:rPr>
-        <w:t xml:space="preserve">[ ] </w:t>
+        <w:t xml:space="preserve">[ </w:t>
+      </w:r>
+      <w:r>
+        <w:rPr>
+          <w:rFonts w:ascii="Comenia Sans" w:hAnsi="Comenia Sans"/>
+        </w:rPr>
+        <w:t>X</w:t>
+      </w:r>
+      <w:r>
+        <w:rPr>
+          <w:rFonts w:ascii="Comenia Sans" w:hAnsi="Comenia Sans"/>
+        </w:rPr>
+        <w:t xml:space="preserve">] </w:t>
       </w:r>
       <w:r>
         <w:rPr>
@@ -2471,7 +2955,19 @@
         <w:rPr>
           <w:rFonts w:ascii="Comenia Sans" w:hAnsi="Comenia Sans"/>
         </w:rPr>
-        <w:t xml:space="preserve">[ ] </w:t>
+        <w:t xml:space="preserve">[ </w:t>
+      </w:r>
+      <w:r>
+        <w:rPr>
+          <w:rFonts w:ascii="Comenia Sans" w:hAnsi="Comenia Sans"/>
+        </w:rPr>
+        <w:t>X</w:t>
+      </w:r>
+      <w:r>
+        <w:rPr>
+          <w:rFonts w:ascii="Comenia Sans" w:hAnsi="Comenia Sans"/>
+        </w:rPr>
+        <w:t xml:space="preserve">] </w:t>
       </w:r>
       <w:r>
         <w:rPr>
@@ -2503,7 +2999,19 @@
         <w:rPr>
           <w:rFonts w:ascii="Comenia Sans" w:hAnsi="Comenia Sans"/>
         </w:rPr>
-        <w:t xml:space="preserve">[ ] </w:t>
+        <w:t xml:space="preserve">[ </w:t>
+      </w:r>
+      <w:r>
+        <w:rPr>
+          <w:rFonts w:ascii="Comenia Sans" w:hAnsi="Comenia Sans"/>
+        </w:rPr>
+        <w:t>X</w:t>
+      </w:r>
+      <w:r>
+        <w:rPr>
+          <w:rFonts w:ascii="Comenia Sans" w:hAnsi="Comenia Sans"/>
+        </w:rPr>
+        <w:t xml:space="preserve">] </w:t>
       </w:r>
       <w:r>
         <w:rPr>
@@ -2535,7 +3043,19 @@
         <w:rPr>
           <w:rFonts w:ascii="Comenia Sans" w:hAnsi="Comenia Sans"/>
         </w:rPr>
-        <w:t xml:space="preserve">[ ] </w:t>
+        <w:t xml:space="preserve">[ </w:t>
+      </w:r>
+      <w:r>
+        <w:rPr>
+          <w:rFonts w:ascii="Comenia Sans" w:hAnsi="Comenia Sans"/>
+        </w:rPr>
+        <w:t>X</w:t>
+      </w:r>
+      <w:r>
+        <w:rPr>
+          <w:rFonts w:ascii="Comenia Sans" w:hAnsi="Comenia Sans"/>
+        </w:rPr>
+        <w:t xml:space="preserve">] </w:t>
       </w:r>
       <w:r>
         <w:rPr>
@@ -2555,7 +3075,19 @@
         <w:rPr>
           <w:rFonts w:ascii="Comenia Sans" w:hAnsi="Comenia Sans"/>
         </w:rPr>
-        <w:t xml:space="preserve">[ ] </w:t>
+        <w:t xml:space="preserve">[ </w:t>
+      </w:r>
+      <w:r>
+        <w:rPr>
+          <w:rFonts w:ascii="Comenia Sans" w:hAnsi="Comenia Sans"/>
+        </w:rPr>
+        <w:t>X</w:t>
+      </w:r>
+      <w:r>
+        <w:rPr>
+          <w:rFonts w:ascii="Comenia Sans" w:hAnsi="Comenia Sans"/>
+        </w:rPr>
+        <w:t xml:space="preserve">] </w:t>
       </w:r>
       <w:r>
         <w:rPr>
@@ -2586,7 +3118,7 @@
           <w:sz w:val="24"/>
           <w:szCs w:val="24"/>
         </w:rPr>
-        <w:t>☐</w:t>
+        <w:t>[X]</w:t>
       </w:r>
       <w:r>
         <w:rPr>
@@ -2602,7 +3134,7 @@
           <w:sz w:val="24"/>
           <w:szCs w:val="24"/>
         </w:rPr>
-        <w:t>☐</w:t>
+        <w:t>[]</w:t>
       </w:r>
       <w:r>
         <w:rPr>
@@ -2614,11 +3146,19 @@
       </w:r>
       <w:r>
         <w:rPr>
+          <w:rFonts w:ascii="Comenia Sans" w:hAnsi="Comenia Sans"/>
+          <w:sz w:val="24"/>
+          <w:szCs w:val="24"/>
+        </w:rPr>
+        <w:t>[</w:t>
+      </w:r>
+      <w:r>
+        <w:rPr>
           <w:rFonts w:ascii="Segoe UI Symbol" w:hAnsi="Segoe UI Symbol" w:cs="Segoe UI Symbol"/>
           <w:sz w:val="24"/>
           <w:szCs w:val="24"/>
         </w:rPr>
-        <w:t>☐</w:t>
+        <w:t>]</w:t>
       </w:r>
       <w:r>
         <w:rPr>
@@ -2659,7 +3199,19 @@
         <w:rPr>
           <w:rFonts w:ascii="Comenia Sans" w:hAnsi="Comenia Sans"/>
         </w:rPr>
-        <w:t xml:space="preserve">[ ] </w:t>
+        <w:t xml:space="preserve">[ </w:t>
+      </w:r>
+      <w:r>
+        <w:rPr>
+          <w:rFonts w:ascii="Comenia Sans" w:hAnsi="Comenia Sans"/>
+        </w:rPr>
+        <w:t>X</w:t>
+      </w:r>
+      <w:r>
+        <w:rPr>
+          <w:rFonts w:ascii="Comenia Sans" w:hAnsi="Comenia Sans"/>
+        </w:rPr>
+        <w:t xml:space="preserve">] </w:t>
       </w:r>
       <w:r>
         <w:rPr>
@@ -2679,7 +3231,19 @@
         <w:rPr>
           <w:rFonts w:ascii="Comenia Sans" w:hAnsi="Comenia Sans"/>
         </w:rPr>
-        <w:t xml:space="preserve">[ ] </w:t>
+        <w:t xml:space="preserve">[ </w:t>
+      </w:r>
+      <w:r>
+        <w:rPr>
+          <w:rFonts w:ascii="Comenia Sans" w:hAnsi="Comenia Sans"/>
+        </w:rPr>
+        <w:t>X</w:t>
+      </w:r>
+      <w:r>
+        <w:rPr>
+          <w:rFonts w:ascii="Comenia Sans" w:hAnsi="Comenia Sans"/>
+        </w:rPr>
+        <w:t xml:space="preserve">] </w:t>
       </w:r>
       <w:r>
         <w:rPr>
@@ -2699,7 +3263,19 @@
         <w:rPr>
           <w:rFonts w:ascii="Comenia Sans" w:hAnsi="Comenia Sans"/>
         </w:rPr>
-        <w:t xml:space="preserve">[ ] </w:t>
+        <w:t xml:space="preserve">[ </w:t>
+      </w:r>
+      <w:r>
+        <w:rPr>
+          <w:rFonts w:ascii="Comenia Sans" w:hAnsi="Comenia Sans"/>
+        </w:rPr>
+        <w:t>X</w:t>
+      </w:r>
+      <w:r>
+        <w:rPr>
+          <w:rFonts w:ascii="Comenia Sans" w:hAnsi="Comenia Sans"/>
+        </w:rPr>
+        <w:t xml:space="preserve">] </w:t>
       </w:r>
       <w:r>
         <w:rPr>
@@ -2719,7 +3295,19 @@
         <w:rPr>
           <w:rFonts w:ascii="Comenia Sans" w:hAnsi="Comenia Sans"/>
         </w:rPr>
-        <w:t xml:space="preserve">[ ] </w:t>
+        <w:t xml:space="preserve">[ </w:t>
+      </w:r>
+      <w:r>
+        <w:rPr>
+          <w:rFonts w:ascii="Comenia Sans" w:hAnsi="Comenia Sans"/>
+        </w:rPr>
+        <w:t>X</w:t>
+      </w:r>
+      <w:r>
+        <w:rPr>
+          <w:rFonts w:ascii="Comenia Sans" w:hAnsi="Comenia Sans"/>
+        </w:rPr>
+        <w:t xml:space="preserve">] </w:t>
       </w:r>
       <w:r>
         <w:rPr>
@@ -2750,7 +3338,7 @@
           <w:sz w:val="24"/>
           <w:szCs w:val="24"/>
         </w:rPr>
-        <w:t>☐</w:t>
+        <w:t>[X]</w:t>
       </w:r>
       <w:r>
         <w:rPr>
@@ -2766,7 +3354,7 @@
           <w:sz w:val="24"/>
           <w:szCs w:val="24"/>
         </w:rPr>
-        <w:t>☐</w:t>
+        <w:t>[]</w:t>
       </w:r>
       <w:r>
         <w:rPr>
@@ -2782,7 +3370,7 @@
           <w:sz w:val="24"/>
           <w:szCs w:val="24"/>
         </w:rPr>
-        <w:t>☐</w:t>
+        <w:t>[]</w:t>
       </w:r>
       <w:r>
         <w:rPr>
@@ -2987,7 +3575,13 @@
               <w:rPr>
                 <w:rFonts w:ascii="Comenia Sans" w:hAnsi="Comenia Sans"/>
               </w:rPr>
-              <w:t>___ / 60</w:t>
+              <w:t>60</w:t>
+            </w:r>
+            <w:r>
+              <w:rPr>
+                <w:rFonts w:ascii="Comenia Sans" w:hAnsi="Comenia Sans"/>
+              </w:rPr>
+              <w:t xml:space="preserve"> / 60</w:t>
             </w:r>
           </w:p>
         </w:tc>
@@ -3032,7 +3626,13 @@
               <w:rPr>
                 <w:rFonts w:ascii="Comenia Sans" w:hAnsi="Comenia Sans"/>
               </w:rPr>
-              <w:t>___ / 15</w:t>
+              <w:t>15</w:t>
+            </w:r>
+            <w:r>
+              <w:rPr>
+                <w:rFonts w:ascii="Comenia Sans" w:hAnsi="Comenia Sans"/>
+              </w:rPr>
+              <w:t xml:space="preserve"> / 15</w:t>
             </w:r>
           </w:p>
         </w:tc>
@@ -3077,7 +3677,13 @@
               <w:rPr>
                 <w:rFonts w:ascii="Comenia Sans" w:hAnsi="Comenia Sans"/>
               </w:rPr>
-              <w:t>___ / 15</w:t>
+              <w:t>15</w:t>
+            </w:r>
+            <w:r>
+              <w:rPr>
+                <w:rFonts w:ascii="Comenia Sans" w:hAnsi="Comenia Sans"/>
+              </w:rPr>
+              <w:t xml:space="preserve"> / 15</w:t>
             </w:r>
           </w:p>
         </w:tc>
@@ -3122,7 +3728,13 @@
               <w:rPr>
                 <w:rFonts w:ascii="Comenia Sans" w:hAnsi="Comenia Sans"/>
               </w:rPr>
-              <w:t>___ / 10</w:t>
+              <w:t>15</w:t>
+            </w:r>
+            <w:r>
+              <w:rPr>
+                <w:rFonts w:ascii="Comenia Sans" w:hAnsi="Comenia Sans"/>
+              </w:rPr>
+              <w:t xml:space="preserve"> / 10</w:t>
             </w:r>
           </w:p>
         </w:tc>
@@ -3167,7 +3779,13 @@
               <w:rPr>
                 <w:rFonts w:ascii="Comenia Sans" w:hAnsi="Comenia Sans"/>
               </w:rPr>
-              <w:t>___ / 100</w:t>
+              <w:t>100</w:t>
+            </w:r>
+            <w:r>
+              <w:rPr>
+                <w:rFonts w:ascii="Comenia Sans" w:hAnsi="Comenia Sans"/>
+              </w:rPr>
+              <w:t xml:space="preserve"> / 100</w:t>
             </w:r>
           </w:p>
         </w:tc>
@@ -3198,7 +3816,7 @@
 </file>
 
 <file path=word/numbering.xml><?xml version="1.0" encoding="utf-8"?>
-<w:numbering xmlns:wpc="http://schemas.microsoft.com/office/word/2010/wordprocessingCanvas" xmlns:cx="http://schemas.microsoft.com/office/drawing/2014/chartex" xmlns:cx1="http://schemas.microsoft.com/office/drawing/2015/9/8/chartex" xmlns:cx2="http://schemas.microsoft.com/office/drawing/2015/10/21/chartex" xmlns:cx3="http://schemas.microsoft.com/office/drawing/2016/5/9/chartex" xmlns:cx4="http://schemas.microsoft.com/office/drawing/2016/5/10/chartex" xmlns:cx5="http://schemas.microsoft.com/office/drawing/2016/5/11/chartex" xmlns:cx6="http://schemas.microsoft.com/office/drawing/2016/5/12/chartex" xmlns:cx7="http://schemas.microsoft.com/office/drawing/2016/5/13/chartex" xmlns:cx8="http://schemas.microsoft.com/office/drawing/2016/5/14/chartex" xmlns:mc="http://schemas.openxmlformats.org/markup-compatibility/2006" xmlns:aink="http://schemas.microsoft.com/office/drawing/2016/ink" xmlns:am3d="http://schemas.microsoft.com/office/drawing/2017/model3d" xmlns:o="urn:schemas-microsoft-com:office:office" xmlns:oel="http://schemas.microsoft.com/office/2019/extlst" xmlns:r="http://schemas.openxmlformats.org/officeDocument/2006/relationships" xmlns:m="http://schemas.openxmlformats.org/officeDocument/2006/math" xmlns:v="urn:schemas-microsoft-com:vml" xmlns:wp14="http://schemas.microsoft.com/office/word/2010/wordprocessingDrawing" xmlns:wp="http://schemas.openxmlformats.org/drawingml/2006/wordprocessingDrawing" xmlns:w10="urn:schemas-microsoft-com:office:word" xmlns:w="http://schemas.openxmlformats.org/wordprocessingml/2006/main" xmlns:w14="http://schemas.microsoft.com/office/word/2010/wordml" xmlns:w15="http://schemas.microsoft.com/office/word/2012/wordml" xmlns:w16cex="http://schemas.microsoft.com/office/word/2018/wordml/cex" xmlns:w16cid="http://schemas.microsoft.com/office/word/2016/wordml/cid" xmlns:w16="http://schemas.microsoft.com/office/word/2018/wordml" xmlns:w16sdtdh="http://schemas.microsoft.com/office/word/2020/wordml/sdtdatahash" xmlns:w16se="http://schemas.microsoft.com/office/word/2015/wordml/symex" xmlns:wpg="http://schemas.microsoft.com/office/word/2010/wordprocessingGroup" xmlns:wpi="http://schemas.microsoft.com/office/word/2010/wordprocessingInk" xmlns:wne="http://schemas.microsoft.com/office/word/2006/wordml" xmlns:wps="http://schemas.microsoft.com/office/word/2010/wordprocessingShape" mc:Ignorable="w14 w15 w16se w16cid w16 w16cex w16sdtdh wp14">
+<w:numbering xmlns:wpc="http://schemas.microsoft.com/office/word/2010/wordprocessingCanvas" xmlns:cx="http://schemas.microsoft.com/office/drawing/2014/chartex" xmlns:cx1="http://schemas.microsoft.com/office/drawing/2015/9/8/chartex" xmlns:cx2="http://schemas.microsoft.com/office/drawing/2015/10/21/chartex" xmlns:cx3="http://schemas.microsoft.com/office/drawing/2016/5/9/chartex" xmlns:cx4="http://schemas.microsoft.com/office/drawing/2016/5/10/chartex" xmlns:cx5="http://schemas.microsoft.com/office/drawing/2016/5/11/chartex" xmlns:cx6="http://schemas.microsoft.com/office/drawing/2016/5/12/chartex" xmlns:cx7="http://schemas.microsoft.com/office/drawing/2016/5/13/chartex" xmlns:cx8="http://schemas.microsoft.com/office/drawing/2016/5/14/chartex" xmlns:mc="http://schemas.openxmlformats.org/markup-compatibility/2006" xmlns:aink="http://schemas.microsoft.com/office/drawing/2016/ink" xmlns:am3d="http://schemas.microsoft.com/office/drawing/2017/model3d" xmlns:o="urn:schemas-microsoft-com:office:office" xmlns:oel="http://schemas.microsoft.com/office/2019/extlst" xmlns:r="http://schemas.openxmlformats.org/officeDocument/2006/relationships" xmlns:m="http://schemas.openxmlformats.org/officeDocument/2006/math" xmlns:v="urn:schemas-microsoft-com:vml" xmlns:wp14="http://schemas.microsoft.com/office/word/2010/wordprocessingDrawing" xmlns:wp="http://schemas.openxmlformats.org/drawingml/2006/wordprocessingDrawing" xmlns:w10="urn:schemas-microsoft-com:office:word" xmlns:w="http://schemas.openxmlformats.org/wordprocessingml/2006/main" xmlns:w14="http://schemas.microsoft.com/office/word/2010/wordml" xmlns:w15="http://schemas.microsoft.com/office/word/2012/wordml" xmlns:w16cex="http://schemas.microsoft.com/office/word/2018/wordml/cex" xmlns:w16cid="http://schemas.microsoft.com/office/word/2016/wordml/cid" xmlns:w16="http://schemas.microsoft.com/office/word/2018/wordml" xmlns:w16du="http://schemas.microsoft.com/office/word/2023/wordml/word16du" xmlns:w16sdtdh="http://schemas.microsoft.com/office/word/2020/wordml/sdtdatahash" xmlns:w16sdtfl="http://schemas.microsoft.com/office/word/2024/wordml/sdtformatlock" xmlns:w16se="http://schemas.microsoft.com/office/word/2015/wordml/symex" xmlns:wpg="http://schemas.microsoft.com/office/word/2010/wordprocessingGroup" xmlns:wpi="http://schemas.microsoft.com/office/word/2010/wordprocessingInk" xmlns:wne="http://schemas.microsoft.com/office/word/2006/wordml" xmlns:wps="http://schemas.microsoft.com/office/word/2010/wordprocessingShape" mc:Ignorable="w14 w15 w16se w16cid w16 w16cex w16sdtdh w16sdtfl w16du wp14">
   <w:abstractNum w:abstractNumId="0" w15:restartNumberingAfterBreak="0">
     <w:nsid w:val="016940FD"/>
     <w:multiLevelType w:val="multilevel"/>
@@ -5889,7 +6507,7 @@
 </file>
 
 <file path=word/styles.xml><?xml version="1.0" encoding="utf-8"?>
-<w:styles xmlns:mc="http://schemas.openxmlformats.org/markup-compatibility/2006" xmlns:r="http://schemas.openxmlformats.org/officeDocument/2006/relationships" xmlns:w="http://schemas.openxmlformats.org/wordprocessingml/2006/main" xmlns:w14="http://schemas.microsoft.com/office/word/2010/wordml" xmlns:w15="http://schemas.microsoft.com/office/word/2012/wordml" xmlns:w16cex="http://schemas.microsoft.com/office/word/2018/wordml/cex" xmlns:w16cid="http://schemas.microsoft.com/office/word/2016/wordml/cid" xmlns:w16="http://schemas.microsoft.com/office/word/2018/wordml" xmlns:w16sdtdh="http://schemas.microsoft.com/office/word/2020/wordml/sdtdatahash" xmlns:w16se="http://schemas.microsoft.com/office/word/2015/wordml/symex" mc:Ignorable="w14 w15 w16se w16cid w16 w16cex w16sdtdh">
+<w:styles xmlns:mc="http://schemas.openxmlformats.org/markup-compatibility/2006" xmlns:r="http://schemas.openxmlformats.org/officeDocument/2006/relationships" xmlns:w="http://schemas.openxmlformats.org/wordprocessingml/2006/main" xmlns:w14="http://schemas.microsoft.com/office/word/2010/wordml" xmlns:w15="http://schemas.microsoft.com/office/word/2012/wordml" xmlns:w16cex="http://schemas.microsoft.com/office/word/2018/wordml/cex" xmlns:w16cid="http://schemas.microsoft.com/office/word/2016/wordml/cid" xmlns:w16="http://schemas.microsoft.com/office/word/2018/wordml" xmlns:w16du="http://schemas.microsoft.com/office/word/2023/wordml/word16du" xmlns:w16sdtdh="http://schemas.microsoft.com/office/word/2020/wordml/sdtdatahash" xmlns:w16sdtfl="http://schemas.microsoft.com/office/word/2024/wordml/sdtformatlock" xmlns:w16se="http://schemas.microsoft.com/office/word/2015/wordml/symex" mc:Ignorable="w14 w15 w16se w16cid w16 w16cex w16sdtdh w16sdtfl w16du">
   <w:docDefaults>
     <w:rPrDefault>
       <w:rPr>
